--- a/ru/wisdom-stories/sinans-waterless-house.docx
+++ b/ru/wisdom-stories/sinans-waterless-house.docx
@@ -62,7 +62,7 @@
         <w:rPr>
           <w:lang/>
         </w:rPr>
-        <w:t>Синан попросил время, чтобы обследовать окрестности. Вместе с помощниками он осматривал источники, русла рек и долины, искал способы провести воду в город.</w:t>
+        <w:t xml:space="preserve">Синан попросил дать ему время, чтобы обследовать окрестности. Вместе с помощниками он осматривал источники, русла рек и долины, искал способы провести воду в город.</w:t>
       </w:r>
     </w:p>
     <w:p>
@@ -108,7 +108,7 @@
         <w:rPr>
           <w:lang/>
         </w:rPr>
-        <w:t>Синан взялся за дело. Со временем по построенным им водоводам и акведукам вода пришла к городским фонтанам. То, что прежде доставалось людям с таким трудом, теперь обеспечивало их повседневные нужды.</w:t>
+        <w:t xml:space="preserve">Синан взялся за дело. Со временем по построенным им водоводам и акведукам вода пришла к городским фонтанам. То, что прежде доставалось людям с таким трудом, теперь удовлетворяло их повседневные нужды.</w:t>
       </w:r>
     </w:p>
     <w:p>
@@ -147,7 +147,7 @@
         <w:rPr>
           <w:lang/>
         </w:rPr>
-        <w:t>Однажды престарелого зодчего вызвали во дворец. В диван поступила жалоба: почему в дом Синана идёт отдельный водопровод, если другим это запрещено?</w:t>
+        <w:t>Однажды престарелого зодчего вызвали во дворец. В диван — государственный совет — поступила жалоба: почему в дом Синана проведён отдельный водопровод, если другим это запрещено?</w:t>
       </w:r>
     </w:p>
     <w:p>
@@ -239,7 +239,7 @@
           <w:lang/>
         </w:rPr>
         <w:br/>
-        <w:t>— Мы трудились не ради собственной выгоды, а ради довольства Всевышнего. У Него и надеемся получить награду. Пусть в нашем доме нет воды — наш труд всё же служит людям.</w:t>
+        <w:t>— Мы трудились не ради собственной выгоды, а ради благоволения Всевышнего. У Него и надеемся получить награду. Пусть в нашем доме нет воды — наш труд всё же служит людям.</w:t>
       </w:r>
     </w:p>
     <w:p>
